--- a/Data_Technician_Workbook_Week_5/Data_Technician_Workbook_Week_5.docx
+++ b/Data_Technician_Workbook_Week_5/Data_Technician_Workbook_Week_5.docx
@@ -115,18 +115,7 @@
                                 <w:szCs w:val="96"/>
                                 <w:lang w:val="en-US"/>
                               </w:rPr>
-                              <w:t xml:space="preserve">Data Technician Week </w:t>
-                            </w:r>
-                            <w:r>
-                              <w:rPr>
-                                <w:rFonts w:asciiTheme="minorHAnsi" w:hAnsiTheme="minorHAnsi" w:cstheme="minorHAnsi"/>
-                                <w:b/>
-                                <w:color w:val="1A755B"/>
-                                <w:sz w:val="96"/>
-                                <w:szCs w:val="96"/>
-                                <w:lang w:val="en-US"/>
-                              </w:rPr>
-                              <w:t>5 – Introduction to Python</w:t>
+                              <w:t>Introduction to Python</w:t>
                             </w:r>
                           </w:p>
                         </w:txbxContent>
@@ -203,18 +192,7 @@
                           <w:szCs w:val="96"/>
                           <w:lang w:val="en-US"/>
                         </w:rPr>
-                        <w:t xml:space="preserve">Data Technician Week </w:t>
-                      </w:r>
-                      <w:r>
-                        <w:rPr>
-                          <w:rFonts w:asciiTheme="minorHAnsi" w:hAnsiTheme="minorHAnsi" w:cstheme="minorHAnsi"/>
-                          <w:b/>
-                          <w:color w:val="1A755B"/>
-                          <w:sz w:val="96"/>
-                          <w:szCs w:val="96"/>
-                          <w:lang w:val="en-US"/>
-                        </w:rPr>
-                        <w:t>5 – Introduction to Python</w:t>
+                        <w:t>Introduction to Python</w:t>
                       </w:r>
                     </w:p>
                   </w:txbxContent>
@@ -734,7 +712,36 @@
                 <w:sz w:val="28"/>
                 <w:szCs w:val="28"/>
               </w:rPr>
-              <w:t xml:space="preserve">Name: </w:t>
+              <w:t>Name:</w:t>
+            </w:r>
+            <w:r>
+              <w:rPr>
+                <w:rFonts w:asciiTheme="minorHAnsi" w:hAnsiTheme="minorHAnsi" w:cstheme="minorHAnsi"/>
+                <w:color w:val="auto"/>
+                <w:sz w:val="28"/>
+                <w:szCs w:val="28"/>
+              </w:rPr>
+              <w:t xml:space="preserve"> </w:t>
+            </w:r>
+            <w:proofErr w:type="spellStart"/>
+            <w:r>
+              <w:rPr>
+                <w:rFonts w:asciiTheme="minorHAnsi" w:hAnsiTheme="minorHAnsi" w:cstheme="minorHAnsi"/>
+                <w:color w:val="auto"/>
+                <w:sz w:val="28"/>
+                <w:szCs w:val="28"/>
+              </w:rPr>
+              <w:t>Sabawoon</w:t>
+            </w:r>
+            <w:proofErr w:type="spellEnd"/>
+            <w:r>
+              <w:rPr>
+                <w:rFonts w:asciiTheme="minorHAnsi" w:hAnsiTheme="minorHAnsi" w:cstheme="minorHAnsi"/>
+                <w:color w:val="auto"/>
+                <w:sz w:val="28"/>
+                <w:szCs w:val="28"/>
+              </w:rPr>
+              <w:t xml:space="preserve"> Nezami</w:t>
             </w:r>
           </w:p>
         </w:tc>
@@ -12386,6 +12393,17 @@
 </file>
 
 <file path=customXml/item1.xml><?xml version="1.0" encoding="utf-8"?>
+<p:properties xmlns:p="http://schemas.microsoft.com/office/2006/metadata/properties" xmlns:xsi="http://www.w3.org/2001/XMLSchema-instance" xmlns:pc="http://schemas.microsoft.com/office/infopath/2007/PartnerControls">
+  <documentManagement>
+    <lcf76f155ced4ddcb4097134ff3c332f xmlns="a6a4cf9b-fcf8-42fb-8f64-9fad035df620">
+      <Terms xmlns="http://schemas.microsoft.com/office/infopath/2007/PartnerControls"/>
+    </lcf76f155ced4ddcb4097134ff3c332f>
+    <TaxCatchAll xmlns="bd9411a3-9751-47b5-b7bd-64927d0cbedd" xsi:nil="true"/>
+  </documentManagement>
+</p:properties>
+</file>
+
+<file path=customXml/item2.xml><?xml version="1.0" encoding="utf-8"?>
 <ct:contentTypeSchema xmlns:ct="http://schemas.microsoft.com/office/2006/metadata/contentType" xmlns:ma="http://schemas.microsoft.com/office/2006/metadata/properties/metaAttributes" ct:_="" ma:_="" ma:contentTypeName="Document" ma:contentTypeID="0x01010069E9F311C76BFA4AAEA00360DAD9E1D9" ma:contentTypeVersion="10" ma:contentTypeDescription="Create a new document." ma:contentTypeScope="" ma:versionID="5465a484d2008d6ebab226aea3e52c63">
   <xsd:schema xmlns:xsd="http://www.w3.org/2001/XMLSchema" xmlns:xs="http://www.w3.org/2001/XMLSchema" xmlns:p="http://schemas.microsoft.com/office/2006/metadata/properties" xmlns:ns2="a6a4cf9b-fcf8-42fb-8f64-9fad035df620" xmlns:ns3="bd9411a3-9751-47b5-b7bd-64927d0cbedd" targetNamespace="http://schemas.microsoft.com/office/2006/metadata/properties" ma:root="true" ma:fieldsID="cc5272b5b55ec6ef28c177b33374fa18" ns2:_="" ns3:_="">
     <xsd:import namespace="a6a4cf9b-fcf8-42fb-8f64-9fad035df620"/>
@@ -12574,17 +12592,6 @@
 </ct:contentTypeSchema>
 </file>
 
-<file path=customXml/item2.xml><?xml version="1.0" encoding="utf-8"?>
-<p:properties xmlns:p="http://schemas.microsoft.com/office/2006/metadata/properties" xmlns:xsi="http://www.w3.org/2001/XMLSchema-instance" xmlns:pc="http://schemas.microsoft.com/office/infopath/2007/PartnerControls">
-  <documentManagement>
-    <lcf76f155ced4ddcb4097134ff3c332f xmlns="a6a4cf9b-fcf8-42fb-8f64-9fad035df620">
-      <Terms xmlns="http://schemas.microsoft.com/office/infopath/2007/PartnerControls"/>
-    </lcf76f155ced4ddcb4097134ff3c332f>
-    <TaxCatchAll xmlns="bd9411a3-9751-47b5-b7bd-64927d0cbedd" xsi:nil="true"/>
-  </documentManagement>
-</p:properties>
-</file>
-
 <file path=customXml/item3.xml><?xml version="1.0" encoding="utf-8"?>
 <?mso-contentType ?>
 <FormTemplates xmlns="http://schemas.microsoft.com/sharepoint/v3/contenttype/forms">
@@ -12595,6 +12602,17 @@
 </file>
 
 <file path=customXml/itemProps1.xml><?xml version="1.0" encoding="utf-8"?>
+<ds:datastoreItem xmlns:ds="http://schemas.openxmlformats.org/officeDocument/2006/customXml" ds:itemID="{383014E8-F39A-415E-95A2-CC62AC0D7D4A}">
+  <ds:schemaRefs>
+    <ds:schemaRef ds:uri="http://schemas.microsoft.com/office/2006/metadata/properties"/>
+    <ds:schemaRef ds:uri="http://schemas.microsoft.com/office/infopath/2007/PartnerControls"/>
+    <ds:schemaRef ds:uri="a6a4cf9b-fcf8-42fb-8f64-9fad035df620"/>
+    <ds:schemaRef ds:uri="bd9411a3-9751-47b5-b7bd-64927d0cbedd"/>
+  </ds:schemaRefs>
+</ds:datastoreItem>
+</file>
+
+<file path=customXml/itemProps2.xml><?xml version="1.0" encoding="utf-8"?>
 <ds:datastoreItem xmlns:ds="http://schemas.openxmlformats.org/officeDocument/2006/customXml" ds:itemID="{4428E1E8-5E0B-43C3-A2C9-EF4FD9C82242}">
   <ds:schemaRefs>
     <ds:schemaRef ds:uri="http://schemas.microsoft.com/office/2006/metadata/contentType"/>
@@ -12613,17 +12631,6 @@
 </ds:datastoreItem>
 </file>
 
-<file path=customXml/itemProps2.xml><?xml version="1.0" encoding="utf-8"?>
-<ds:datastoreItem xmlns:ds="http://schemas.openxmlformats.org/officeDocument/2006/customXml" ds:itemID="{383014E8-F39A-415E-95A2-CC62AC0D7D4A}">
-  <ds:schemaRefs>
-    <ds:schemaRef ds:uri="http://schemas.microsoft.com/office/2006/metadata/properties"/>
-    <ds:schemaRef ds:uri="http://schemas.microsoft.com/office/infopath/2007/PartnerControls"/>
-    <ds:schemaRef ds:uri="a6a4cf9b-fcf8-42fb-8f64-9fad035df620"/>
-    <ds:schemaRef ds:uri="bd9411a3-9751-47b5-b7bd-64927d0cbedd"/>
-  </ds:schemaRefs>
-</ds:datastoreItem>
-</file>
-
 <file path=customXml/itemProps3.xml><?xml version="1.0" encoding="utf-8"?>
 <ds:datastoreItem xmlns:ds="http://schemas.openxmlformats.org/officeDocument/2006/customXml" ds:itemID="{2FC6C3FF-5197-439D-9828-3763F43B214A}">
   <ds:schemaRefs>
